--- a/OpenVLA_day07_robot_data.docx
+++ b/OpenVLA_day07_robot_data.docx
@@ -43,7 +43,7 @@
     </w:p>
     <w:p>
       <w:r>
-        <w:t>Projet OpenVLA — Jour 07 — Données robot et interprétation OpenVLA</w:t>
+        <w:t>Projet OpenVLA — Jour 07 — Données robot, YOLO, Grounding DINO et OpenVLA</w:t>
       </w:r>
     </w:p>
     <w:p>
@@ -76,7 +76,7 @@
     </w:p>
     <w:p>
       <w:r>
-        <w:t>Comprendre comment les données circulent entre le robot UR, la caméra Zivid et OpenVLA : ce qui entre réellement dans le modèle, ce que le robot fournit en retour dans la boucle fermée, et comment le modèle interprète image + consigne pour produire une action exécutable.</w:t>
+        <w:t>Comprendre le flux de données entre Zivid, OpenVLA et le robot UR ; comparer deux approches de détection 2D (YOLOv8n et Grounding DINO) pour extraire des coordonnées 3D et alimenter OpenVLA ; clarifier ce qui entre dans le modèle versus ce que le contrôleur robot conserve.</w:t>
       </w:r>
     </w:p>
     <w:p>
@@ -89,7 +89,7 @@
     </w:p>
     <w:p>
       <w:r>
-        <w:t>Le jour 06 a validé la boucle complète Zivid → OpenVLA → UR16e (demoTest.py). Avant d'étendre le démonstrateur, il est essentiel de clarifier une idée souvent mal comprise : OpenVLA ne « voit » pas directement l'état interne du robot (joints, couple, RTDE brut). Dans notre pipeline, la perception passe par la caméra ; le robot intervient après l'inférence pour appliquer le delta d'action prédit.</w:t>
+        <w:t>Le jour 06 a validé la boucle Zivid → OpenVLA → UR16e (demoTest.py). Le jour 07 approfondit les entrées du modèle et ajoute une couche de perception intermédiaire : détection d'objets en 2D puis projection 3D via le nuage de points Zivid. Deux détecteurs ont été testés : YOLOv8n (classes fixes COCO) et Grounding DINO (vocabulaire ouvert par texte).</w:t>
       </w:r>
     </w:p>
     <w:p>
@@ -97,7 +97,7 @@
         <w:pStyle w:val="Heading1"/>
       </w:pPr>
       <w:r>
-        <w:t>Schéma du flux de données</w:t>
+        <w:t>1. Flux de données — rappel (OpenVLA et robot UR)</w:t>
       </w:r>
     </w:p>
     <w:p>
@@ -105,7 +105,7 @@
         <w:pStyle w:val="ListBullet"/>
       </w:pPr>
       <w:r>
-        <w:t>Entrées OpenVLA : image RGB 224×224 (Zivid) + consigne langage naturel (prompt).</w:t>
+        <w:t>Entrées OpenVLA : image RGB 224×224 (Zivid) + consigne texte (prompt VLA).</w:t>
       </w:r>
     </w:p>
     <w:p>
@@ -113,7 +113,7 @@
         <w:pStyle w:val="ListBullet"/>
       </w:pPr>
       <w:r>
-        <w:t>Sortie OpenVLA : vecteur d'action 7D (dx, dy, dz, rx, ry, rz, gripper).</w:t>
+        <w:t>Sortie OpenVLA : 7D (dx, dy, dz, rx, ry, rz, gripper).</w:t>
       </w:r>
     </w:p>
     <w:p>
@@ -121,7 +121,7 @@
         <w:pStyle w:val="ListBullet"/>
       </w:pPr>
       <w:r>
-        <w:t>Données robot (RTDE) : pose TCP actuelle lue après chaque prédiction — non envoyée au modèle.</w:t>
+        <w:t>Robot UR (RTDE) : pose TCP lue après inférence — non envoyée au réseau.</w:t>
       </w:r>
     </w:p>
     <w:p>
@@ -129,7 +129,15 @@
         <w:pStyle w:val="ListBullet"/>
       </w:pPr>
       <w:r>
-        <w:t>Boucle : capture → inférence → lecture pose → moveL + pince → nouvelle capture (vision = feedback).</w:t>
+        <w:t>Formule d'exécution : new_pose = current_pose + action × SCALE (SCALE = 0,05).</w:t>
+      </w:r>
+    </w:p>
+    <w:p>
+      <w:r>
+        <w:rPr>
+          <w:b/>
+        </w:rPr>
+        <w:t>Prompt type : In: What action should the robot take to {INSTRUCTION}?\nOut:</w:t>
       </w:r>
     </w:p>
     <w:p>
@@ -137,7 +145,60 @@
         <w:pStyle w:val="Heading1"/>
       </w:pPr>
       <w:r>
-        <w:t>1. Ce qu'OpenVLA reçoit (entrées du modèle)</w:t>
+        <w:t>2. Pipeline commun Zivid → détection 2D → 3D</w:t>
+      </w:r>
+    </w:p>
+    <w:p>
+      <w:r>
+        <w:t>Les deux pipelines partagent les mêmes étapes initiales :</w:t>
+      </w:r>
+    </w:p>
+    <w:p>
+      <w:pPr>
+        <w:pStyle w:val="ListBullet"/>
+      </w:pPr>
+      <w:r>
+        <w:t>Capture Zivid 2D/3D (RGB + nuage de points xyz).</w:t>
+      </w:r>
+    </w:p>
+    <w:p>
+      <w:pPr>
+        <w:pStyle w:val="ListBullet"/>
+      </w:pPr>
+      <w:r>
+        <w:t>Détection 2D : boîte englobante → centre pixel (u, v).</w:t>
+      </w:r>
+    </w:p>
+    <w:p>
+      <w:pPr>
+        <w:pStyle w:val="ListBullet"/>
+      </w:pPr>
+      <w:r>
+        <w:t>Projection : (u, v) mappé vers le point cloud → (X, Y, Z) en mètres.</w:t>
+      </w:r>
+    </w:p>
+    <w:p>
+      <w:pPr>
+        <w:pStyle w:val="ListBullet"/>
+      </w:pPr>
+      <w:r>
+        <w:t>Sélection de l'objet le plus confiant pour la suite du pipeline.</w:t>
+      </w:r>
+    </w:p>
+    <w:p>
+      <w:pPr>
+        <w:pStyle w:val="ListBullet"/>
+      </w:pPr>
+      <w:r>
+        <w:t>OpenVLA : image 224×224 + prompt → predict_action (bridge_orig).</w:t>
+      </w:r>
+    </w:p>
+    <w:p>
+      <w:pPr>
+        <w:pStyle w:val="Heading1"/>
+      </w:pPr>
+      <w:r>
+        <w:t>3. YOLOv8n — détection à classes fixes</w:t>
       </w:r>
     </w:p>
     <w:p>
@@ -145,12 +206,33 @@
         <w:pStyle w:val="Heading2"/>
       </w:pPr>
       <w:r>
-        <w:t>1.1 Image — provenance Zivid, pas du robot</w:t>
+        <w:t>3.1 Principe</w:t>
       </w:r>
     </w:p>
     <w:p>
       <w:r>
-        <w:t>La caméra Zivid capture une frame 2D/3D (RGBA). Le script retire le canal alpha, convertit en RGB et redimensionne à 224×224 pixels — format attendu par le préprocesseur Vision-Language du modèle openvla-7b.</w:t>
+        <w:t>YOLOv8n (Ultralytics, yolov8n.pt) détecte des objets parmi les classes COCO prédéfinies (bottle, cup, cell phone, etc.). Le seuil de confiance utilisé : YOLO_CONF = 0,25.</w:t>
+      </w:r>
+    </w:p>
+    <w:p>
+      <w:pPr>
+        <w:pStyle w:val="Heading2"/>
+      </w:pPr>
+      <w:r>
+        <w:t>3.2 Prompt OpenVLA (YOLO)</w:t>
+      </w:r>
+    </w:p>
+    <w:p>
+      <w:r>
+        <w:t>Les coordonnées 3D sont injectées dans la consigne texte envoyée à OpenVLA :</w:t>
+      </w:r>
+    </w:p>
+    <w:p>
+      <w:r>
+        <w:rPr>
+          <w:b/>
+        </w:rPr>
+        <w:t>pick up the {label} at position X=…m Y=…m Z=…m</w:t>
       </w:r>
     </w:p>
     <w:p>
@@ -158,7 +240,7 @@
         <w:pStyle w:val="ListBullet"/>
       </w:pPr>
       <w:r>
-        <w:t>Fichier : capture_latest.png (archive locale).</w:t>
+        <w:t>Script : scripts/openVLA_ZIVID/test/zivid_yolo_openvla.py</w:t>
       </w:r>
     </w:p>
     <w:p>
@@ -166,7 +248,23 @@
         <w:pStyle w:val="ListBullet"/>
       </w:pPr>
       <w:r>
-        <w:t>Code : capture_zivid() dans demoTest.py et test_zivid_openvla.py.</w:t>
+        <w:t>Fonction réutilisable : scripts/openVLA_ZIVID/functions/returnAllPositions.py</w:t>
+      </w:r>
+    </w:p>
+    <w:p>
+      <w:pPr>
+        <w:pStyle w:val="ListBullet"/>
+      </w:pPr>
+      <w:r>
+        <w:t>Test isolé : scripts/openVLA_ZIVID/test/test_yolo.py</w:t>
+      </w:r>
+    </w:p>
+    <w:p>
+      <w:pPr>
+        <w:pStyle w:val="Heading1"/>
+      </w:pPr>
+      <w:r>
+        <w:t>4. Grounding DINO — détection open-vocabulary</w:t>
       </w:r>
     </w:p>
     <w:p>
@@ -174,12 +272,25 @@
         <w:pStyle w:val="Heading2"/>
       </w:pPr>
       <w:r>
-        <w:t>1.2 Consigne textuelle — prompt VLA</w:t>
+        <w:t>4.1 Principe</w:t>
       </w:r>
     </w:p>
     <w:p>
       <w:r>
-        <w:t>OpenVLA attend un prompt structuré, identique à l'entraînement Bridge :</w:t>
+        <w:t>Grounding DINO (IDEA-Research/grounding-dino-base) associe image et texte libre. L'utilisateur fournit une requête textuelle (ex. « cell phone. ») ; le modèle retourne les boîtes correspondantes sans liste de classes fixe. Seuils : BOX_THRESHOLD = 0,35, TEXT_THRESHOLD = 0,25.</w:t>
+      </w:r>
+    </w:p>
+    <w:p>
+      <w:pPr>
+        <w:pStyle w:val="Heading2"/>
+      </w:pPr>
+      <w:r>
+        <w:t>4.2 Prompt OpenVLA (Grounding DINO)</w:t>
+      </w:r>
+    </w:p>
+    <w:p>
+      <w:r>
+        <w:t>Choix de conception du test : OpenVLA reçoit uniquement la description sémantique de l'objet — les coordonnées 3D ne sont pas injectées dans le prompt. Elles restent disponibles pour le contrôleur robot (affichage / exécution future).</w:t>
       </w:r>
     </w:p>
     <w:p>
@@ -187,9 +298,7 @@
         <w:rPr>
           <w:b/>
         </w:rPr>
-        <w:t>In: What action should the robot take to {INSTRUCTION}?</w:t>
-        <w:br/>
-        <w:t>Out:</w:t>
+        <w:t>pick up the {label}</w:t>
       </w:r>
     </w:p>
     <w:p>
@@ -197,55 +306,7 @@
         <w:pStyle w:val="ListBullet"/>
       </w:pPr>
       <w:r>
-        <w:t>INSTRUCTION exemple : pick up the object on the table.</w:t>
-      </w:r>
-    </w:p>
-    <w:p>
-      <w:pPr>
-        <w:pStyle w:val="ListBullet"/>
-      </w:pPr>
-      <w:r>
-        <w:t>AutoProcessor fusionne tokens texte + tenseur image → entrées du réseau sur GPU (bfloat16).</w:t>
-      </w:r>
-    </w:p>
-    <w:p>
-      <w:pPr>
-        <w:pStyle w:val="Heading2"/>
-      </w:pPr>
-      <w:r>
-        <w:t>1.3 Ce que le modèle ne reçoit pas (dans notre démo)</w:t>
-      </w:r>
-    </w:p>
-    <w:p>
-      <w:pPr>
-        <w:pStyle w:val="ListBullet"/>
-      </w:pPr>
-      <w:r>
-        <w:t>Positions articulaires du UR (q_actual).</w:t>
-      </w:r>
-    </w:p>
-    <w:p>
-      <w:pPr>
-        <w:pStyle w:val="ListBullet"/>
-      </w:pPr>
-      <w:r>
-        <w:t>Pose TCP en entrée du réseau (utilisée seulement après predict_action).</w:t>
-      </w:r>
-    </w:p>
-    <w:p>
-      <w:pPr>
-        <w:pStyle w:val="ListBullet"/>
-      </w:pPr>
-      <w:r>
-        <w:t>Nuage de points Zivid 3D (PLY) — non consommé par openvla-7b aujourd'hui.</w:t>
-      </w:r>
-    </w:p>
-    <w:p>
-      <w:pPr>
-        <w:pStyle w:val="ListBullet"/>
-      </w:pPr>
-      <w:r>
-        <w:t>Images embarquées sur le robot (wrist cam) — non utilisées ici.</w:t>
+        <w:t>Script : scripts/openVLA_ZIVID/test/test_zivid_groundingDino.py</w:t>
       </w:r>
     </w:p>
     <w:p>
@@ -253,179 +314,7 @@
         <w:pStyle w:val="Heading1"/>
       </w:pPr>
       <w:r>
-        <w:t>2. Données en provenance du robot UR (RTDE)</w:t>
-      </w:r>
-    </w:p>
-    <w:p>
-      <w:pPr>
-        <w:pStyle w:val="Heading2"/>
-      </w:pPr>
-      <w:r>
-        <w:t>2.1 Lecture — rtde_receive</w:t>
-      </w:r>
-    </w:p>
-    <w:p>
-      <w:r>
-        <w:t>RTDEReceiveInterface expose l'état temps réel. Le démonstrateur utilise getActualTCPPose() : 6 valeurs [x, y, z, rx, ry, rz] en mètres et radians (repère base).</w:t>
-      </w:r>
-    </w:p>
-    <w:p>
-      <w:pPr>
-        <w:pStyle w:val="Heading2"/>
-      </w:pPr>
-      <w:r>
-        <w:t>2.2 Commande — rtde_control</w:t>
-      </w:r>
-    </w:p>
-    <w:p>
-      <w:pPr>
-        <w:pStyle w:val="ListBullet"/>
-      </w:pPr>
-      <w:r>
-        <w:t>moveL(new_pose, speed, acceleration) — déplacement linéaire de l'effecteur.</w:t>
-      </w:r>
-    </w:p>
-    <w:p>
-      <w:pPr>
-        <w:pStyle w:val="ListBullet"/>
-      </w:pPr>
-      <w:r>
-        <w:t>setToolDigitalOut(0, True/False) — ouverture / fermeture pince UR native.</w:t>
-      </w:r>
-    </w:p>
-    <w:p>
-      <w:pPr>
-        <w:pStyle w:val="Heading2"/>
-      </w:pPr>
-      <w:r>
-        <w:t>2.3 Rôle du robot dans la boucle</w:t>
-      </w:r>
-    </w:p>
-    <w:p>
-      <w:r>
-        <w:t>Le robot n'alimente pas l'inférence : il exécute la sortie du modèle. La pose courante sert de référence pour transformer un delta prédit en pose absolue cible :</w:t>
-      </w:r>
-    </w:p>
-    <w:p>
-      <w:r>
-        <w:rPr>
-          <w:b/>
-        </w:rPr>
-        <w:t>new_pose[i] = current_pose[i] + action[i] × SCALE   (SCALE = 0,05 → max 5 cm/step)</w:t>
-      </w:r>
-    </w:p>
-    <w:p>
-      <w:pPr>
-        <w:pStyle w:val="Heading1"/>
-      </w:pPr>
-      <w:r>
-        <w:t>3. Comment OpenVLA interprète les entrées</w:t>
-      </w:r>
-    </w:p>
-    <w:p>
-      <w:pPr>
-        <w:pStyle w:val="Heading2"/>
-      </w:pPr>
-      <w:r>
-        <w:t>3.1 Architecture (rappel)</w:t>
-      </w:r>
-    </w:p>
-    <w:p>
-      <w:pPr>
-        <w:pStyle w:val="ListBullet"/>
-      </w:pPr>
-      <w:r>
-        <w:t>Encodeur vision (DINOv2) → représentation visuelle.</w:t>
-      </w:r>
-    </w:p>
-    <w:p>
-      <w:pPr>
-        <w:pStyle w:val="ListBullet"/>
-      </w:pPr>
-      <w:r>
-        <w:t>Projecteur → espace du LLM (Llama-2 7B).</w:t>
-      </w:r>
-    </w:p>
-    <w:p>
-      <w:pPr>
-        <w:pStyle w:val="ListBullet"/>
-      </w:pPr>
-      <w:r>
-        <w:t>LLM + tête d'action → prédiction du prochain mouvement (pas une trajectoire complète).</w:t>
-      </w:r>
-    </w:p>
-    <w:p>
-      <w:pPr>
-        <w:pStyle w:val="Heading2"/>
-      </w:pPr>
-      <w:r>
-        <w:t>3.2 predict_action — sortie 7D</w:t>
-      </w:r>
-    </w:p>
-    <w:p>
-      <w:r>
-        <w:t>Appel : vla.predict_action(**inputs, unnorm_key="bridge_orig", do_sample=False)</w:t>
-      </w:r>
-    </w:p>
-    <w:p>
-      <w:pPr>
-        <w:pStyle w:val="ListBullet"/>
-      </w:pPr>
-      <w:r>
-        <w:t>unnorm_key="bridge_orig" : dénormalise selon les statistiques du jeu Bridge.</w:t>
-      </w:r>
-    </w:p>
-    <w:p>
-      <w:pPr>
-        <w:pStyle w:val="ListBullet"/>
-      </w:pPr>
-      <w:r>
-        <w:t>do_sample=False : action la plus probable (déterministe, reproductible).</w:t>
-      </w:r>
-    </w:p>
-    <w:p>
-      <w:pPr>
-        <w:pStyle w:val="ListBullet"/>
-      </w:pPr>
-      <w:r>
-        <w:t>dx, dy, dz : déplacement cartésien relatif de l'effecteur.</w:t>
-      </w:r>
-    </w:p>
-    <w:p>
-      <w:pPr>
-        <w:pStyle w:val="ListBullet"/>
-      </w:pPr>
-      <w:r>
-        <w:t>rx, ry, rz : variation d'orientation.</w:t>
-      </w:r>
-    </w:p>
-    <w:p>
-      <w:pPr>
-        <w:pStyle w:val="ListBullet"/>
-      </w:pPr>
-      <w:r>
-        <w:t>gripper : &lt; 0,5 → fermer ; ≥ 0,5 → ouvrir.</w:t>
-      </w:r>
-    </w:p>
-    <w:p>
-      <w:pPr>
-        <w:pStyle w:val="Heading2"/>
-      </w:pPr>
-      <w:r>
-        <w:t>3.3 Interprétation sémantique</w:t>
-      </w:r>
-    </w:p>
-    <w:p>
-      <w:r>
-        <w:t>Le modèle associe pixels + mots de la consigne à un déplacement appris sur des démonstrations humaines (imitation learning). Il ne planifie pas explicitement comme un stack MoveIt : chaque step produit un delta local ; la scène mise à jour par la caméra guide les steps suivants.</w:t>
-      </w:r>
-    </w:p>
-    <w:p>
-      <w:pPr>
-        <w:pStyle w:val="Heading1"/>
-      </w:pPr>
-      <w:r>
-        <w:t>4. Tableau récapitulatif</w:t>
+        <w:t>5. Comparaison YOLO vs Grounding DINO</w:t>
       </w:r>
     </w:p>
     <w:tbl>
@@ -446,7 +335,7 @@
           </w:tcPr>
           <w:p>
             <w:r>
-              <w:t>Source</w:t>
+              <w:t>Critère</w:t>
             </w:r>
           </w:p>
         </w:tc>
@@ -456,7 +345,7 @@
           </w:tcPr>
           <w:p>
             <w:r>
-              <w:t>Donnée</w:t>
+              <w:t>YOLOv8n</w:t>
             </w:r>
           </w:p>
         </w:tc>
@@ -466,7 +355,7 @@
           </w:tcPr>
           <w:p>
             <w:r>
-              <w:t>Entrée OpenVLA ?</w:t>
+              <w:t>Grounding DINO</w:t>
             </w:r>
           </w:p>
         </w:tc>
@@ -478,7 +367,7 @@
           </w:tcPr>
           <w:p>
             <w:r>
-              <w:t>Zivid</w:t>
+              <w:t>Type de détection</w:t>
             </w:r>
           </w:p>
         </w:tc>
@@ -488,7 +377,7 @@
           </w:tcPr>
           <w:p>
             <w:r>
-              <w:t>RGB 224×224</w:t>
+              <w:t>Classes COCO fixes</w:t>
             </w:r>
           </w:p>
         </w:tc>
@@ -498,7 +387,7 @@
           </w:tcPr>
           <w:p>
             <w:r>
-              <w:t>Oui</w:t>
+              <w:t>Open-vocabulary (texte libre)</w:t>
             </w:r>
           </w:p>
         </w:tc>
@@ -510,7 +399,7 @@
           </w:tcPr>
           <w:p>
             <w:r>
-              <w:t>Consigne utilisateur</w:t>
+              <w:t>Entrée détecteur</w:t>
             </w:r>
           </w:p>
         </w:tc>
@@ -520,7 +409,7 @@
           </w:tcPr>
           <w:p>
             <w:r>
-              <w:t>Texte (prompt)</w:t>
+              <w:t>Image RGB</w:t>
             </w:r>
           </w:p>
         </w:tc>
@@ -530,7 +419,7 @@
           </w:tcPr>
           <w:p>
             <w:r>
-              <w:t>Oui</w:t>
+              <w:t>Image RGB + prompt texte (ex. cell phone.)</w:t>
             </w:r>
           </w:p>
         </w:tc>
@@ -542,7 +431,7 @@
           </w:tcPr>
           <w:p>
             <w:r>
-              <w:t>UR RTDE</w:t>
+              <w:t>Modèle</w:t>
             </w:r>
           </w:p>
         </w:tc>
@@ -552,7 +441,7 @@
           </w:tcPr>
           <w:p>
             <w:r>
-              <w:t>Pose TCP actuelle</w:t>
+              <w:t>yolov8n.pt (Ultralytics)</w:t>
             </w:r>
           </w:p>
         </w:tc>
@@ -562,7 +451,7 @@
           </w:tcPr>
           <w:p>
             <w:r>
-              <w:t>Non (post-inférence)</w:t>
+              <w:t>grounding-dino-base (Hugging Face)</w:t>
             </w:r>
           </w:p>
         </w:tc>
@@ -574,7 +463,7 @@
           </w:tcPr>
           <w:p>
             <w:r>
-              <w:t>UR RTDE</w:t>
+              <w:t>Prompt OpenVLA</w:t>
             </w:r>
           </w:p>
         </w:tc>
@@ -584,7 +473,7 @@
           </w:tcPr>
           <w:p>
             <w:r>
-              <w:t>Commandes moveL / DO pince</w:t>
+              <w:t>Label + position 3D (X, Y, Z)</w:t>
             </w:r>
           </w:p>
         </w:tc>
@@ -594,9 +483,93 @@
           </w:tcPr>
           <w:p>
             <w:r>
-              <w:t>Non (exécution)</w:t>
+              <w:t>Label seul (sans XYZ)</w:t>
             </w:r>
           </w:p>
+        </w:tc>
+      </w:tr>
+      <w:tr>
+        <w:tc>
+          <w:tcPr>
+            <w:tcW w:type="dxa" w:w="2880"/>
+          </w:tcPr>
+          <w:p>
+            <w:r>
+              <w:t>Coordonnées 3D</w:t>
+            </w:r>
+          </w:p>
+        </w:tc>
+        <w:tc>
+          <w:tcPr>
+            <w:tcW w:type="dxa" w:w="2880"/>
+          </w:tcPr>
+          <w:p>
+            <w:r>
+              <w:t>Dans le prompt VLA</w:t>
+            </w:r>
+          </w:p>
+        </w:tc>
+        <w:tc>
+          <w:tcPr>
+            <w:tcW w:type="dxa" w:w="2880"/>
+          </w:tcPr>
+          <w:p>
+            <w:r>
+              <w:t>Réservées au contrôleur robot</w:t>
+            </w:r>
+          </w:p>
+        </w:tc>
+      </w:tr>
+      <w:tr>
+        <w:tc>
+          <w:tcPr>
+            <w:tcW w:type="dxa" w:w="2880"/>
+          </w:tcPr>
+          <w:p>
+            <w:r>
+              <w:t>Cas d'usage stage</w:t>
+            </w:r>
+          </w:p>
+        </w:tc>
+        <w:tc>
+          <w:tcPr>
+            <w:tcW w:type="dxa" w:w="2880"/>
+          </w:tcPr>
+          <w:p>
+            <w:r>
+              <w:t>Objets COCO sur table de démo</w:t>
+            </w:r>
+          </w:p>
+        </w:tc>
+        <w:tc>
+          <w:tcPr>
+            <w:tcW w:type="dxa" w:w="2880"/>
+          </w:tcPr>
+          <w:p>
+            <w:r>
+              <w:t>Ciblage par consigne naturelle</w:t>
+            </w:r>
+          </w:p>
+        </w:tc>
+      </w:tr>
+      <w:tr>
+        <w:tc>
+          <w:tcPr>
+            <w:tcW w:type="dxa" w:w="2880"/>
+          </w:tcPr>
+          <w:p/>
+        </w:tc>
+        <w:tc>
+          <w:tcPr>
+            <w:tcW w:type="dxa" w:w="2880"/>
+          </w:tcPr>
+          <w:p/>
+        </w:tc>
+        <w:tc>
+          <w:tcPr>
+            <w:tcW w:type="dxa" w:w="2880"/>
+          </w:tcPr>
+          <w:p/>
         </w:tc>
       </w:tr>
     </w:tbl>
@@ -605,7 +578,20 @@
         <w:pStyle w:val="Heading1"/>
       </w:pPr>
       <w:r>
-        <w:t>5. Scripts de référence</w:t>
+        <w:t>6. Synthèse — ce qu'OpenVLA interprète</w:t>
+      </w:r>
+    </w:p>
+    <w:p>
+      <w:r>
+        <w:t>Dans les deux cas, OpenVLA ne reçoit pas directement le nuage de points ni la pose UR : il voit l'image 224×224 et le texte du prompt. La différence jour 07 est la richesse du prompt (avec ou sans XYZ) et le mode de détection amont (classes fixes vs texte libre). La géométrie 3D sert à localiser l'objet ; la décision motrice reste un delta 7D appris.</w:t>
+      </w:r>
+    </w:p>
+    <w:p>
+      <w:pPr>
+        <w:pStyle w:val="Heading1"/>
+      </w:pPr>
+      <w:r>
+        <w:t>7. Scripts de référence</w:t>
       </w:r>
     </w:p>
     <w:p>
@@ -613,7 +599,7 @@
         <w:pStyle w:val="ListBullet"/>
       </w:pPr>
       <w:r>
-        <w:t>scripts/integration/test/test_zivid_openvla.py — Zivid + inférence sans robot.</w:t>
+        <w:t>scripts/openVLA_ZIVID/test/zivid_yolo_openvla.py — Zivid → YOLO → OpenVLA (XYZ dans prompt).</w:t>
       </w:r>
     </w:p>
     <w:p>
@@ -621,7 +607,7 @@
         <w:pStyle w:val="ListBullet"/>
       </w:pPr>
       <w:r>
-        <w:t>scripts/integration/testUR_ZIVID/demoTest.py — boucle complète avec RTDE.</w:t>
+        <w:t>scripts/openVLA_ZIVID/test/test_zivid_groundingDino.py — Zivid → Grounding DINO → OpenVLA.</w:t>
       </w:r>
     </w:p>
     <w:p>
@@ -629,7 +615,15 @@
         <w:pStyle w:val="ListBullet"/>
       </w:pPr>
       <w:r>
-        <w:t>scripts/integration/test/test_openvla.py — chargement modèle seul.</w:t>
+        <w:t>scripts/integration/testUR_ZIVID/demoTest.py — boucle UR sans couche détection.</w:t>
+      </w:r>
+    </w:p>
+    <w:p>
+      <w:pPr>
+        <w:pStyle w:val="ListBullet"/>
+      </w:pPr>
+      <w:r>
+        <w:t>scripts/integration/test/test_zivid_openvla.py — Zivid + OpenVLA sans détecteur.</w:t>
       </w:r>
     </w:p>
     <w:p>
@@ -637,7 +631,7 @@
         <w:pStyle w:val="Heading1"/>
       </w:pPr>
       <w:r>
-        <w:t>6. Pistes d'évolution</w:t>
+        <w:t>8. Pistes et limites</w:t>
       </w:r>
     </w:p>
     <w:p>
@@ -645,7 +639,7 @@
         <w:pStyle w:val="ListBullet"/>
       </w:pPr>
       <w:r>
-        <w:t>Ajouter la pose TCP ou les joints comme entrée proprioceptive (si le modèle le supporte).</w:t>
+        <w:t>YOLO : rapide, mais limité aux classes COCO ; mauvais label si objet hors vocabulaire.</w:t>
       </w:r>
     </w:p>
     <w:p>
@@ -653,7 +647,7 @@
         <w:pStyle w:val="ListBullet"/>
       </w:pPr>
       <w:r>
-        <w:t>Exploiter le nuage Zivid pour calibration ou contraintes géométriques.</w:t>
+        <w:t>Grounding DINO : flexible (texte libre), plus lourd ; nécessite GPU et transformers.</w:t>
       </w:r>
     </w:p>
     <w:p>
@@ -661,7 +655,7 @@
         <w:pStyle w:val="ListBullet"/>
       </w:pPr>
       <w:r>
-        <w:t>Caméra poignet UR en complément de la vue fixe Zivid.</w:t>
+        <w:t>Fusion future : Grounding DINO pour cibler + YOLO pour vitesse, ou XYZ toujours côté RTDE.</w:t>
       </w:r>
     </w:p>
     <w:p>
@@ -677,7 +671,7 @@
         <w:pStyle w:val="ListBullet"/>
       </w:pPr>
       <w:r>
-        <w:t>Documentation : OpenVLA_day07_robot_data.docx.</w:t>
+        <w:t>OpenVLA_day07_robot_data.docx (ce document).</w:t>
       </w:r>
     </w:p>
     <w:p>
@@ -685,7 +679,7 @@
         <w:pStyle w:val="ListBullet"/>
       </w:pPr>
       <w:r>
-        <w:t>Mise à jour rapport final : section II.5 dans OpenVLA_day01_stage_CCNB.docx.</w:t>
+        <w:t>Rapport final : sections II.1.1 (YOLO) et II.1.2 (Grounding DINO).</w:t>
       </w:r>
     </w:p>
     <w:p>
@@ -693,7 +687,7 @@
         <w:pStyle w:val="ListBullet"/>
       </w:pPr>
       <w:r>
-        <w:t>README — entrée Jour 07.</w:t>
+        <w:t>README — entrée Jour 07 mise à jour.</w:t>
       </w:r>
     </w:p>
     <w:sectPr>

--- a/OpenVLA_day07_robot_data.docx
+++ b/OpenVLA_day07_robot_data.docx
@@ -582,6 +582,26 @@
       </w:r>
     </w:p>
     <w:p>
+      <w:pPr/>
+      <w:r>
+        <w:t>OpenVLA peut aider le robot à : mieux comprendre la scène ; mieux choisir l'action ; mieux adapter le mouvement — par exemple face à un obstacle ou une consigne du type « ouvrir le tiroir avant ».</w:t>
+      </w:r>
+    </w:p>
+    <w:p>
+      <w:pPr/>
+      <w:r>
+        <w:t>Rappel pédagogique (comparaison au classique) : la Zivid et le nuage de points donnent où sont les objets en 3D ; OpenVLA interprète la scène et la consigne pour choisir une action (image 224×224 + prompt, pas le PLY brut).</w:t>
+      </w:r>
+    </w:p>
+    <w:p>
+      <w:pPr>
+        <w:pStyle w:val="Heading1"/>
+      </w:pPr>
+      <w:r>
+        <w:t>9. OpenVLA vs robotique classique</w:t>
+      </w:r>
+    </w:p>
+    <w:p>
       <w:r>
         <w:t>Dans les deux cas, OpenVLA ne reçoit pas directement le nuage de points ni la pose UR : il voit l'image 224×224 et le texte du prompt. La différence jour 07 est la richesse du prompt (avec ou sans XYZ) et le mode de détection amont (classes fixes vs texte libre). La géométrie 3D sert à localiser l'objet ; la décision motrice reste un delta 7D appris.</w:t>
       </w:r>

--- a/OpenVLA_day07_robot_data.docx
+++ b/OpenVLA_day07_robot_data.docx
@@ -290,7 +290,7 @@
     </w:p>
     <w:p>
       <w:r>
-        <w:t>Choix de conception du test : OpenVLA reçoit uniquement la description sémantique de l'objet — les coordonnées 3D ne sont pas injectées dans le prompt. Elles restent disponibles pour le contrôleur robot (affichage / exécution future).</w:t>
+        <w:t>Choix de conception du test : OpenVLA reçoit a minima la description sémantique de l'objet. Option d'efficacité (validée ensuite) : injecter aussi les coordonnées 3D projetées (X,Y,Z) issues de Grounding DINO + nuage Zivid, de la même manière que YOLO, pour guider davantage l'action.</w:t>
       </w:r>
     </w:p>
     <w:p>
@@ -299,6 +299,14 @@
           <w:b/>
         </w:rPr>
         <w:t>pick up the {label}</w:t>
+      </w:r>
+    </w:p>
+    <w:p>
+      <w:r>
+        <w:rPr>
+          <w:b/>
+        </w:rPr>
+        <w:t>Option : pick up the {label} at position X=…m Y=…m Z=…m</w:t>
       </w:r>
     </w:p>
     <w:p>
@@ -483,7 +491,7 @@
           </w:tcPr>
           <w:p>
             <w:r>
-              <w:t>Label seul (sans XYZ)</w:t>
+              <w:t>Label seul (option : + XYZ projetés)</w:t>
             </w:r>
           </w:p>
         </w:tc>
@@ -515,7 +523,7 @@
           </w:tcPr>
           <w:p>
             <w:r>
-              <w:t>Réservées au contrôleur robot</w:t>
+              <w:t>Option : prompt VLA ou contrôleur robot</w:t>
             </w:r>
           </w:p>
         </w:tc>
@@ -579,26 +587,6 @@
       </w:pPr>
       <w:r>
         <w:t>6. Synthèse — ce qu'OpenVLA interprète</w:t>
-      </w:r>
-    </w:p>
-    <w:p>
-      <w:pPr/>
-      <w:r>
-        <w:t>OpenVLA peut aider le robot à : mieux comprendre la scène ; mieux choisir l'action ; mieux adapter le mouvement — par exemple face à un obstacle ou une consigne du type « ouvrir le tiroir avant ».</w:t>
-      </w:r>
-    </w:p>
-    <w:p>
-      <w:pPr/>
-      <w:r>
-        <w:t>Rappel pédagogique (comparaison au classique) : la Zivid et le nuage de points donnent où sont les objets en 3D ; OpenVLA interprète la scène et la consigne pour choisir une action (image 224×224 + prompt, pas le PLY brut).</w:t>
-      </w:r>
-    </w:p>
-    <w:p>
-      <w:pPr>
-        <w:pStyle w:val="Heading1"/>
-      </w:pPr>
-      <w:r>
-        <w:t>9. OpenVLA vs robotique classique</w:t>
       </w:r>
     </w:p>
     <w:p>
@@ -675,7 +663,7 @@
         <w:pStyle w:val="ListBullet"/>
       </w:pPr>
       <w:r>
-        <w:t>Fusion future : Grounding DINO pour cibler + YOLO pour vitesse, ou XYZ toujours côté RTDE.</w:t>
+        <w:t>Piste : Grounding DINO pour cibler + injection XYZ (prompt OpenVLA) si besoin de précision.</w:t>
       </w:r>
     </w:p>
     <w:p>
